--- a/gamedevtvjam/Assets/credits.docx
+++ b/gamedevtvjam/Assets/credits.docx
@@ -743,11 +743,59 @@
           <w:lang w:val="en-US"/>
         </w:rPr>
       </w:pPr>
-      <w:r>
-        <w:rPr>
-          <w:lang w:val="en-US"/>
-        </w:rPr>
-        <w:t>https://pixabay.com/sound-effects/clank1-91862/</w:t>
+      <w:hyperlink r:id="rId23" w:history="1">
+        <w:r>
+          <w:rPr>
+            <w:rStyle w:val="Hyperlink"/>
+            <w:lang w:val="en-US"/>
+          </w:rPr>
+          <w:t>https://pixabay.com/sound-effects/clank1-91862/</w:t>
+        </w:r>
+      </w:hyperlink>
+    </w:p>
+    <w:p>
+      <w:pPr>
+        <w:rPr>
+          <w:lang w:val="en-US"/>
+        </w:rPr>
+      </w:pPr>
+      <w:hyperlink r:id="rId24" w:history="1">
+        <w:r>
+          <w:rPr>
+            <w:rStyle w:val="Hyperlink"/>
+            <w:lang w:val="en-US"/>
+          </w:rPr>
+          <w:t>https://pixabay.com/sound-effects/tada-fanfare-a-6313/</w:t>
+        </w:r>
+      </w:hyperlink>
+    </w:p>
+    <w:p>
+      <w:pPr>
+        <w:rPr>
+          <w:lang w:val="en-US"/>
+        </w:rPr>
+      </w:pPr>
+      <w:hyperlink r:id="rId25" w:history="1">
+        <w:r>
+          <w:rPr>
+            <w:rStyle w:val="Hyperlink"/>
+            <w:lang w:val="en-US"/>
+          </w:rPr>
+          <w:t>https://pixabay.com/sound-effects/leaving-walk-91375/</w:t>
+        </w:r>
+      </w:hyperlink>
+    </w:p>
+    <w:p>
+      <w:pPr>
+        <w:rPr>
+          <w:lang w:val="en-US"/>
+        </w:rPr>
+      </w:pPr>
+      <w:r>
+        <w:rPr>
+          <w:lang w:val="en-US"/>
+        </w:rPr>
+        <w:t>https://pixabay.com/sound-effects/clearing-throat-94613/</w:t>
       </w:r>
     </w:p>
     <w:sectPr>

--- a/gamedevtvjam/Assets/credits.docx
+++ b/gamedevtvjam/Assets/credits.docx
@@ -312,7 +312,6 @@
         <w:t xml:space="preserve">, </w:t>
       </w:r>
       <w:hyperlink r:id="rId9" w:history="1">
-        <w:proofErr w:type="spellStart"/>
         <w:r>
           <w:rPr>
             <w:rStyle w:val="Hyperlink"/>
@@ -325,7 +324,6 @@
           </w:rPr>
           <w:t>Bandlab</w:t>
         </w:r>
-        <w:proofErr w:type="spellEnd"/>
       </w:hyperlink>
     </w:p>
     <w:p>
@@ -351,13 +349,8 @@
         </w:rPr>
         <w:t>Font:  </w:t>
       </w:r>
-      <w:proofErr w:type="spellStart"/>
       <w:r>
-        <w:t>quaver</w:t>
-      </w:r>
-      <w:proofErr w:type="spellEnd"/>
-      <w:r>
-        <w:t xml:space="preserve"> - </w:t>
+        <w:t xml:space="preserve">quaver - </w:t>
       </w:r>
       <w:r>
         <w:t>https://caffinate.itch.io/quaver</w:t>
@@ -791,11 +784,28 @@
           <w:lang w:val="en-US"/>
         </w:rPr>
       </w:pPr>
+      <w:hyperlink r:id="rId26" w:history="1">
+        <w:r>
+          <w:rPr>
+            <w:rStyle w:val="Hyperlink"/>
+            <w:lang w:val="en-US"/>
+          </w:rPr>
+          <w:t>https://pixabay.com/sound-effects/clearing-throat-94613/</w:t>
+        </w:r>
+      </w:hyperlink>
+    </w:p>
+    <w:p>
+      <w:pPr>
+        <w:rPr>
+          <w:lang w:val="en-US"/>
+        </w:rPr>
+      </w:pPr>
       <w:r>
         <w:rPr>
           <w:lang w:val="en-US"/>
         </w:rPr>
-        <w:t>https://pixabay.com/sound-effects/clearing-throat-94613/</w:t>
+        <w:lastRenderedPageBreak/>
+        <w:t>https://pixabay.com/sound-effects/store-scanner-beep-90395/</w:t>
       </w:r>
     </w:p>
     <w:sectPr>
